--- a/day 2.docx
+++ b/day 2.docx
@@ -10,6 +10,13 @@
           <w:color w:val="FF0000"/>
         </w:rPr>
       </w:pPr>
+      <w:r>
+        <w:rPr>
+          <w:rFonts w:ascii="Times New Roman" w:hAnsi="Times New Roman" w:cs="Times New Roman"/>
+          <w:color w:val="FF0000"/>
+        </w:rPr>
+        <w:t>c</w:t>
+      </w:r>
       <w:r>
         <w:rPr>
           <w:rFonts w:ascii="Times New Roman" w:hAnsi="Times New Roman" w:cs="Times New Roman"/>
@@ -920,7 +927,7 @@
                     </pic:cNvPicPr>
                   </pic:nvPicPr>
                   <pic:blipFill>
-                    <a:blip r:embed="rId5"/>
+                    <a:blip r:embed="rId5" cstate="print"/>
                     <a:srcRect/>
                     <a:stretch>
                       <a:fillRect/>
